--- a/tillsyn/A 27915-2026 tillsynsbegäran.docx
+++ b/tillsyn/A 27915-2026 tillsynsbegäran.docx
@@ -1028,7 +1028,7 @@
     <w:r>
       <w:tab/>
       <w:tab/>
-      <w:t>2026-07-13</w:t>
+      <w:t>2026-07-14</w:t>
       <w:br/>
       <w:br/>
     </w:r>

--- a/tillsyn/A 27915-2026 tillsynsbegäran.docx
+++ b/tillsyn/A 27915-2026 tillsynsbegäran.docx
@@ -1028,7 +1028,7 @@
     <w:r>
       <w:tab/>
       <w:tab/>
-      <w:t>2026-07-14</w:t>
+      <w:t>2026-07-15</w:t>
       <w:br/>
       <w:br/>
     </w:r>

--- a/tillsyn/A 27915-2026 tillsynsbegäran.docx
+++ b/tillsyn/A 27915-2026 tillsynsbegäran.docx
@@ -1028,7 +1028,7 @@
     <w:r>
       <w:tab/>
       <w:tab/>
-      <w:t>2026-07-15</w:t>
+      <w:t>2026-07-16</w:t>
       <w:br/>
       <w:br/>
     </w:r>

--- a/tillsyn/A 27915-2026 tillsynsbegäran.docx
+++ b/tillsyn/A 27915-2026 tillsynsbegäran.docx
@@ -1028,7 +1028,7 @@
     <w:r>
       <w:tab/>
       <w:tab/>
-      <w:t>2026-07-16</w:t>
+      <w:t>2026-07-17</w:t>
       <w:br/>
       <w:br/>
     </w:r>

--- a/tillsyn/A 27915-2026 tillsynsbegäran.docx
+++ b/tillsyn/A 27915-2026 tillsynsbegäran.docx
@@ -1028,7 +1028,7 @@
     <w:r>
       <w:tab/>
       <w:tab/>
-      <w:t>2026-07-17</w:t>
+      <w:t>2026-07-18</w:t>
       <w:br/>
       <w:br/>
     </w:r>

--- a/tillsyn/A 27915-2026 tillsynsbegäran.docx
+++ b/tillsyn/A 27915-2026 tillsynsbegäran.docx
@@ -1028,7 +1028,7 @@
     <w:r>
       <w:tab/>
       <w:tab/>
-      <w:t>2026-07-18</w:t>
+      <w:t>2026-07-19</w:t>
       <w:br/>
       <w:br/>
     </w:r>

--- a/tillsyn/A 27915-2026 tillsynsbegäran.docx
+++ b/tillsyn/A 27915-2026 tillsynsbegäran.docx
@@ -1028,7 +1028,7 @@
     <w:r>
       <w:tab/>
       <w:tab/>
-      <w:t>2026-07-19</w:t>
+      <w:t>2026-07-20</w:t>
       <w:br/>
       <w:br/>
     </w:r>

--- a/tillsyn/A 27915-2026 tillsynsbegäran.docx
+++ b/tillsyn/A 27915-2026 tillsynsbegäran.docx
@@ -1028,7 +1028,7 @@
     <w:r>
       <w:tab/>
       <w:tab/>
-      <w:t>2026-07-20</w:t>
+      <w:t>2026-07-21</w:t>
       <w:br/>
       <w:br/>
     </w:r>

--- a/tillsyn/A 27915-2026 tillsynsbegäran.docx
+++ b/tillsyn/A 27915-2026 tillsynsbegäran.docx
@@ -1028,7 +1028,7 @@
     <w:r>
       <w:tab/>
       <w:tab/>
-      <w:t>2026-07-21</w:t>
+      <w:t>2026-07-22</w:t>
       <w:br/>
       <w:br/>
     </w:r>

--- a/tillsyn/A 27915-2026 tillsynsbegäran.docx
+++ b/tillsyn/A 27915-2026 tillsynsbegäran.docx
@@ -1028,7 +1028,7 @@
     <w:r>
       <w:tab/>
       <w:tab/>
-      <w:t>2026-07-22</w:t>
+      <w:t>2026-07-23</w:t>
       <w:br/>
       <w:br/>
     </w:r>

--- a/tillsyn/A 27915-2026 tillsynsbegäran.docx
+++ b/tillsyn/A 27915-2026 tillsynsbegäran.docx
@@ -1028,7 +1028,7 @@
     <w:r>
       <w:tab/>
       <w:tab/>
-      <w:t>2026-07-23</w:t>
+      <w:t>2026-07-24</w:t>
       <w:br/>
       <w:br/>
     </w:r>

--- a/tillsyn/A 27915-2026 tillsynsbegäran.docx
+++ b/tillsyn/A 27915-2026 tillsynsbegäran.docx
@@ -60,7 +60,7 @@
         <w:spacing w:after="240"/>
       </w:pPr>
       <w:r>
-        <w:t>Figur 1. Fyndplatser för naturvårdsarter i och inom 25 meter från avverkningsanmälan. Markörer utan svart kant är placerade på fyndplatsen. Markörer med svart kant är placerade vid sidan av fyndplatsen har ett svart streck som visar fyndplatsens exakta position. Kartans mittpunktskoordinat är N 6512173, E 512664 i SWEREF 99 TM.</w:t>
+        <w:t>Figur 1. Fyndplatser för naturvårdsarter i och inom 25 meter från avverkningsanmälan. Markörer utan svart kant är placerade på fyndplatsen. Markörer med svart kant är placerade vid sidan av fyndplatsen och har ett svart streck som visar fyndplatsens exakta position. Kartans mittpunktskoordinat är N 6512173, E 512664 i SWEREF 99 TM.</w:t>
       </w:r>
     </w:p>
     <w:p>
@@ -1028,7 +1028,7 @@
     <w:r>
       <w:tab/>
       <w:tab/>
-      <w:t>2026-08-14</w:t>
+      <w:t>2026-08-15</w:t>
       <w:br/>
       <w:br/>
     </w:r>

--- a/tillsyn/A 27915-2026 tillsynsbegäran.docx
+++ b/tillsyn/A 27915-2026 tillsynsbegäran.docx
@@ -1028,7 +1028,7 @@
     <w:r>
       <w:tab/>
       <w:tab/>
-      <w:t>2026-08-15</w:t>
+      <w:t>2026-08-16</w:t>
       <w:br/>
       <w:br/>
     </w:r>

--- a/tillsyn/A 27915-2026 tillsynsbegäran.docx
+++ b/tillsyn/A 27915-2026 tillsynsbegäran.docx
@@ -1028,7 +1028,7 @@
     <w:r>
       <w:tab/>
       <w:tab/>
-      <w:t>2026-08-16</w:t>
+      <w:t>2026-08-17</w:t>
       <w:br/>
       <w:br/>
     </w:r>

--- a/tillsyn/A 27915-2026 tillsynsbegäran.docx
+++ b/tillsyn/A 27915-2026 tillsynsbegäran.docx
@@ -1028,7 +1028,7 @@
     <w:r>
       <w:tab/>
       <w:tab/>
-      <w:t>2026-08-17</w:t>
+      <w:t>2026-08-18</w:t>
       <w:br/>
       <w:br/>
     </w:r>

--- a/tillsyn/A 27915-2026 tillsynsbegäran.docx
+++ b/tillsyn/A 27915-2026 tillsynsbegäran.docx
@@ -1028,7 +1028,7 @@
     <w:r>
       <w:tab/>
       <w:tab/>
-      <w:t>2026-08-18</w:t>
+      <w:t>2026-08-19</w:t>
       <w:br/>
       <w:br/>
     </w:r>

--- a/tillsyn/A 27915-2026 tillsynsbegäran.docx
+++ b/tillsyn/A 27915-2026 tillsynsbegäran.docx
@@ -1028,7 +1028,7 @@
     <w:r>
       <w:tab/>
       <w:tab/>
-      <w:t>2026-08-19</w:t>
+      <w:t>2026-08-20</w:t>
       <w:br/>
       <w:br/>
     </w:r>

--- a/tillsyn/A 27915-2026 tillsynsbegäran.docx
+++ b/tillsyn/A 27915-2026 tillsynsbegäran.docx
@@ -1028,7 +1028,7 @@
     <w:r>
       <w:tab/>
       <w:tab/>
-      <w:t>2026-08-20</w:t>
+      <w:t>2026-08-21</w:t>
       <w:br/>
       <w:br/>
     </w:r>

--- a/tillsyn/A 27915-2026 tillsynsbegäran.docx
+++ b/tillsyn/A 27915-2026 tillsynsbegäran.docx
@@ -1028,7 +1028,7 @@
     <w:r>
       <w:tab/>
       <w:tab/>
-      <w:t>2026-08-21</w:t>
+      <w:t>2026-08-22</w:t>
       <w:br/>
       <w:br/>
     </w:r>

--- a/tillsyn/A 27915-2026 tillsynsbegäran.docx
+++ b/tillsyn/A 27915-2026 tillsynsbegäran.docx
@@ -1028,7 +1028,7 @@
     <w:r>
       <w:tab/>
       <w:tab/>
-      <w:t>2026-08-22</w:t>
+      <w:t>2026-08-23</w:t>
       <w:br/>
       <w:br/>
     </w:r>

--- a/tillsyn/A 27915-2026 tillsynsbegäran.docx
+++ b/tillsyn/A 27915-2026 tillsynsbegäran.docx
@@ -1028,7 +1028,7 @@
     <w:r>
       <w:tab/>
       <w:tab/>
-      <w:t>2026-08-23</w:t>
+      <w:t>2026-08-24</w:t>
       <w:br/>
       <w:br/>
     </w:r>

--- a/tillsyn/A 27915-2026 tillsynsbegäran.docx
+++ b/tillsyn/A 27915-2026 tillsynsbegäran.docx
@@ -1028,7 +1028,7 @@
     <w:r>
       <w:tab/>
       <w:tab/>
-      <w:t>2026-08-24</w:t>
+      <w:t>2026-08-25</w:t>
       <w:br/>
       <w:br/>
     </w:r>

--- a/tillsyn/A 27915-2026 tillsynsbegäran.docx
+++ b/tillsyn/A 27915-2026 tillsynsbegäran.docx
@@ -1028,7 +1028,7 @@
     <w:r>
       <w:tab/>
       <w:tab/>
-      <w:t>2026-08-25</w:t>
+      <w:t>2026-08-26</w:t>
       <w:br/>
       <w:br/>
     </w:r>

--- a/tillsyn/A 27915-2026 tillsynsbegäran.docx
+++ b/tillsyn/A 27915-2026 tillsynsbegäran.docx
@@ -1028,7 +1028,7 @@
     <w:r>
       <w:tab/>
       <w:tab/>
-      <w:t>2026-08-26</w:t>
+      <w:t>2026-08-27</w:t>
       <w:br/>
       <w:br/>
     </w:r>

--- a/tillsyn/A 27915-2026 tillsynsbegäran.docx
+++ b/tillsyn/A 27915-2026 tillsynsbegäran.docx
@@ -1028,7 +1028,7 @@
     <w:r>
       <w:tab/>
       <w:tab/>
-      <w:t>2026-08-27</w:t>
+      <w:t>2026-08-28</w:t>
       <w:br/>
       <w:br/>
     </w:r>

--- a/tillsyn/A 27915-2026 tillsynsbegäran.docx
+++ b/tillsyn/A 27915-2026 tillsynsbegäran.docx
@@ -1028,7 +1028,7 @@
     <w:r>
       <w:tab/>
       <w:tab/>
-      <w:t>2026-08-28</w:t>
+      <w:t>2026-08-29</w:t>
       <w:br/>
       <w:br/>
     </w:r>

--- a/tillsyn/A 27915-2026 tillsynsbegäran.docx
+++ b/tillsyn/A 27915-2026 tillsynsbegäran.docx
@@ -1028,7 +1028,7 @@
     <w:r>
       <w:tab/>
       <w:tab/>
-      <w:t>2026-08-29</w:t>
+      <w:t>2026-08-31</w:t>
       <w:br/>
       <w:br/>
     </w:r>

--- a/tillsyn/A 27915-2026 tillsynsbegäran.docx
+++ b/tillsyn/A 27915-2026 tillsynsbegäran.docx
@@ -1028,7 +1028,7 @@
     <w:r>
       <w:tab/>
       <w:tab/>
-      <w:t>2026-08-31</w:t>
+      <w:t>2026-09-01</w:t>
       <w:br/>
       <w:br/>
     </w:r>

--- a/tillsyn/A 27915-2026 tillsynsbegäran.docx
+++ b/tillsyn/A 27915-2026 tillsynsbegäran.docx
@@ -1028,7 +1028,7 @@
     <w:r>
       <w:tab/>
       <w:tab/>
-      <w:t>2026-09-01</w:t>
+      <w:t>2026-09-02</w:t>
       <w:br/>
       <w:br/>
     </w:r>

--- a/tillsyn/A 27915-2026 tillsynsbegäran.docx
+++ b/tillsyn/A 27915-2026 tillsynsbegäran.docx
@@ -1028,7 +1028,7 @@
     <w:r>
       <w:tab/>
       <w:tab/>
-      <w:t>2026-09-02</w:t>
+      <w:t>2026-09-03</w:t>
       <w:br/>
       <w:br/>
     </w:r>

--- a/tillsyn/A 27915-2026 tillsynsbegäran.docx
+++ b/tillsyn/A 27915-2026 tillsynsbegäran.docx
@@ -1028,7 +1028,7 @@
     <w:r>
       <w:tab/>
       <w:tab/>
-      <w:t>2026-09-03</w:t>
+      <w:t>2026-09-04</w:t>
       <w:br/>
       <w:br/>
     </w:r>

--- a/tillsyn/A 27915-2026 tillsynsbegäran.docx
+++ b/tillsyn/A 27915-2026 tillsynsbegäran.docx
@@ -65,7 +65,7 @@
     </w:p>
     <w:p>
       <w:r>
-        <w:t>I och inom 25 meter från avverkningsanmälan finns fynd av 13 naturvårdsarter, varav 3 är rödlistade, 7 är fridlysta, 6 är typiska (T) och 5 är signalarter (S): grönfink (VU, §4), talltita (NT, §4), vedtrappmossa (NT, T), björksplintborre (S), bronshjon (S, T), grönpyrola (S, T), thomsons trägnagare (S), vågbandad barkbock (S), spillkråka (T, §4), tjäder (T, §4), tofsmes (T, §4), fläcknycklar (§8) och revlummer (§9). Se Figur 1.</w:t>
+        <w:t>I och inom 25 meter från avverkningsanmälan finns fynd av 16 naturvårdsarter, varav 5 är rödlistade, 9 är fridlysta, 7 är typiska (T) och 5 är signalarter (S): grönfink (VU, §4), lappuggla (VU, §4), dropptaggsvamp (NT, T), talltita (NT, §4), vedtrappmossa (NT, T), björksplintborre (S), bronshjon (S, T), grönpyrola (S, T), thomsons trägnagare (S), vågbandad barkbock (S), spillkråka (T, §4), tjäder (T, §4), tofsmes (T, §4), åkergroda (§4a), fläcknycklar (§8) och revlummer (§9). Se Figur 1.</w:t>
       </w:r>
     </w:p>
     <w:p>
@@ -109,6 +109,37 @@
         <w:rPr>
           <w:b/>
         </w:rPr>
+        <w:t>Lappuggla (VU, §4)</w:t>
+      </w:r>
+      <w:r>
+        <w:t xml:space="preserve"> är rödlistad som sårbar och upptagen i bilaga 1 EU:s fågeldirektiv. Den hotas av brist på lämpliga risbon till följd av avverkning av äldre skog samt fragmentering av större skogsbestånd och det allvarligaste hotet mot arten utgörs av minskad tillgång på lämplig häckningsmiljö och särskilt på boplatser på grund av skogsbruk. Skyddszoner behöver lämnas kring boplatser vid avverkning eller andra skogliga åtgärder. Som tumregel kan man säga att skyddszonen ska vara så bred (&gt;100 m) att boet inte syns från kanten av beståndet (SLU Artdatabanken, 2024; Skogsstyrelsen, 2016).</w:t>
+      </w:r>
+    </w:p>
+    <w:p>
+      <w:r>
+        <w:rPr>
+          <w:b/>
+        </w:rPr>
+        <w:t>Dropptaggsvamp (NT)</w:t>
+      </w:r>
+      <w:r>
+        <w:t xml:space="preserve"> bildar mykorrhiza med tall, främst i barrskog med trädkontinuitet, i magra, torra och ljusöppna lavtallskogar och i barrblandskogar med friskmossor och lingon i fältskiktet. Den totala populationen i landet har minskat och bedöms fortsätta minska till följd av slutavverkningar av tallskog. Det är högst oklart om arten långsiktigt kan etablera och reproducera sig i skogsbestånd som brukas med trakthyggesmetoder, markberedning, gödsling eller föryngring med förädlat plantmaterial. Uppfyller kriterierna för att bli rödlistad på grund av ny kunskap som visar att en större andel av populationen än tidigare bedömt är knuten till kontinuitetsbarrskog. Minskningstakten för den svenska populationen bedöms vara nära gränsvärdet för Sårbar (VU). Dropptaggsvamp är typisk art för </w:t>
+      </w:r>
+      <w:r>
+        <w:rPr>
+          <w:i/>
+        </w:rPr>
+        <w:t xml:space="preserve">9010 Taiga </w:t>
+      </w:r>
+      <w:r>
+        <w:t>(SLU Artdatabanken, 2026).</w:t>
+      </w:r>
+    </w:p>
+    <w:p>
+      <w:r>
+        <w:rPr>
+          <w:b/>
+        </w:rPr>
         <w:t>Talltita (NT, §4)</w:t>
       </w:r>
       <w:r>
@@ -321,7 +352,7 @@
     </w:p>
     <w:p>
       <w:r>
-        <w:t>Följande typiska arter har sina livsmiljöer och växtplatser i den avverkningsanmälda skogen: vedtrappmossa (NT, T), bronshjon (S, T), grönpyrola (S, T), spillkråka (T, §4), tjäder (T, §4) och tofsmes (T, §4).</w:t>
+        <w:t>Följande typiska arter har sina livsmiljöer och växtplatser i den avverkningsanmälda skogen: dropptaggsvamp (NT, T), vedtrappmossa (NT, T), bronshjon (S, T), grönpyrola (S, T), spillkråka (T, §4), tjäder (T, §4) och tofsmes (T, §4).</w:t>
       </w:r>
     </w:p>
     <w:p>
@@ -389,6 +420,65 @@
       </w:pPr>
       <w:r>
         <w:t>BILAGA 1 – Fridlysta arter</w:t>
+      </w:r>
+    </w:p>
+    <w:p>
+      <w:pPr>
+        <w:pStyle w:val="Heading1"/>
+      </w:pPr>
+      <w:r>
+        <w:t>Lappuggla – ekologi samt krav på livsmiljön</w:t>
+      </w:r>
+    </w:p>
+    <w:p>
+      <w:r>
+        <w:t>Lappuggla är rödlistad som sårbar (VU), fridlyst enligt 4§ Artskyddsförordningen och upptagen i bilaga 1 EU:s fågeldirektiv. Den häckar i skogsmark där den i första hand utnyttjar risbon efter ormvråk, bivråk och duvhök. Inom häckningsområdena bör särskild hänsyn tas till de arter som förser lappugglan med bon och biotopskyddsåtgärderna måste därför inriktas på att bibehålla möjligheten för ursprungsarterna (duvhök, ormvråk och bivråk) att upprätthålla sina häckningsplatser med bibehållen bomiljö (SLU Artdatabanken, 2024).</w:t>
+      </w:r>
+    </w:p>
+    <w:p>
+      <w:r>
+        <w:t>Lappugglan hotas av brist på lämpliga risbon till följd av avverkning av äldre skog samt fragmentering av större skogsbestånd och det allvarligaste hotet mot arten utgörs av minskad tillgång på lämplig häckningsmiljö och särskilt på boplatser på grund av skogsbruk. Skogsområden som under många år utgjort häckningslokaler för lappuggla har utan hänsyn avverkats, i flera fall t.o.m. under häckningsperioden för lappugglan eller dess värdarter. Flera kända häckningslokaler är akut hotade av förestående avverkningar. Antalet individer bedöms vara lägre än gränsvärdet för Sårbar (VU) enligt D-kriteriet. (D1) (SLU Artdatabanken, 2024; Skogsstyrelsen, 2016).</w:t>
+      </w:r>
+    </w:p>
+    <w:p>
+      <w:r>
+        <w:t>Skyddszoner behöver lämnas kring boplatser vid avverkning eller andra skogliga åtgärder. Som tumregel kan man säga att skyddszonen ska vara så bred (&gt;100 m) att boet inte syns från kanten av beståndet (Skogsstyrelsen, 2016).</w:t>
+      </w:r>
+    </w:p>
+    <w:p>
+      <w:pPr>
+        <w:pStyle w:val="Heading2"/>
+      </w:pPr>
+      <w:r>
+        <w:t>Referenser – lappuggla</w:t>
+      </w:r>
+    </w:p>
+    <w:p>
+      <w:r>
+        <w:t xml:space="preserve">Skogsstyrelsen, 2016. </w:t>
+      </w:r>
+      <w:r>
+        <w:rPr>
+          <w:i/>
+        </w:rPr>
+        <w:t xml:space="preserve">Vägledning för hänsyn till lappuggla. </w:t>
+      </w:r>
+      <w:r>
+        <w:t>Vägledningar och kunskapsstöd artskydd – Skogsstyrelsen</w:t>
+      </w:r>
+    </w:p>
+    <w:p>
+      <w:r>
+        <w:t xml:space="preserve">SLU Artdatabanken, 2024. </w:t>
+      </w:r>
+      <w:r>
+        <w:rPr>
+          <w:i/>
+        </w:rPr>
+        <w:t xml:space="preserve">Artfaktablad. Naturvård – artfakta. </w:t>
+      </w:r>
+      <w:r>
+        <w:t>SLU Artdatabanken, Uppsala</w:t>
       </w:r>
     </w:p>
     <w:p>
@@ -1028,7 +1118,7 @@
     <w:r>
       <w:tab/>
       <w:tab/>
-      <w:t>2026-09-04</w:t>
+      <w:t>2026-09-05</w:t>
       <w:br/>
       <w:br/>
     </w:r>

--- a/tillsyn/A 27915-2026 tillsynsbegäran.docx
+++ b/tillsyn/A 27915-2026 tillsynsbegäran.docx
@@ -1118,7 +1118,7 @@
     <w:r>
       <w:tab/>
       <w:tab/>
-      <w:t>2026-09-05</w:t>
+      <w:t>2026-09-06</w:t>
       <w:br/>
       <w:br/>
     </w:r>

--- a/tillsyn/A 27915-2026 tillsynsbegäran.docx
+++ b/tillsyn/A 27915-2026 tillsynsbegäran.docx
@@ -1118,7 +1118,7 @@
     <w:r>
       <w:tab/>
       <w:tab/>
-      <w:t>2026-09-06</w:t>
+      <w:t>2026-09-07</w:t>
       <w:br/>
       <w:br/>
     </w:r>

--- a/tillsyn/A 27915-2026 tillsynsbegäran.docx
+++ b/tillsyn/A 27915-2026 tillsynsbegäran.docx
@@ -1118,7 +1118,7 @@
     <w:r>
       <w:tab/>
       <w:tab/>
-      <w:t>2026-09-07</w:t>
+      <w:t>2026-09-08</w:t>
       <w:br/>
       <w:br/>
     </w:r>

--- a/tillsyn/A 27915-2026 tillsynsbegäran.docx
+++ b/tillsyn/A 27915-2026 tillsynsbegäran.docx
@@ -1118,7 +1118,7 @@
     <w:r>
       <w:tab/>
       <w:tab/>
-      <w:t>2026-09-08</w:t>
+      <w:t>2026-09-09</w:t>
       <w:br/>
       <w:br/>
     </w:r>

--- a/tillsyn/A 27915-2026 tillsynsbegäran.docx
+++ b/tillsyn/A 27915-2026 tillsynsbegäran.docx
@@ -1118,7 +1118,7 @@
     <w:r>
       <w:tab/>
       <w:tab/>
-      <w:t>2026-09-09</w:t>
+      <w:t>2026-09-10</w:t>
       <w:br/>
       <w:br/>
     </w:r>

--- a/tillsyn/A 27915-2026 tillsynsbegäran.docx
+++ b/tillsyn/A 27915-2026 tillsynsbegäran.docx
@@ -1118,7 +1118,7 @@
     <w:r>
       <w:tab/>
       <w:tab/>
-      <w:t>2026-09-10</w:t>
+      <w:t>2026-09-11</w:t>
       <w:br/>
       <w:br/>
     </w:r>

--- a/tillsyn/A 27915-2026 tillsynsbegäran.docx
+++ b/tillsyn/A 27915-2026 tillsynsbegäran.docx
@@ -1118,7 +1118,7 @@
     <w:r>
       <w:tab/>
       <w:tab/>
-      <w:t>2026-09-11</w:t>
+      <w:t>2026-09-12</w:t>
       <w:br/>
       <w:br/>
     </w:r>
